--- a/technical_document/docx/02_troubleshooting/DOC-02-TS-05_Nightly_EOD_Batch_and_Classification_Diagnostic_Guide.docx
+++ b/technical_document/docx/02_troubleshooting/DOC-02-TS-05_Nightly_EOD_Batch_and_Classification_Diagnostic_Guide.docx
@@ -1539,6 +1539,58 @@
           </w:p>
         </w:tc>
       </w:tr>
+      <w:tr>
+        <w:tc>
+          <w:tcPr>
+            <w:tcW w:type="dxa" w:w="1872"/>
+          </w:tcPr>
+          <w:p>
+            <w:r>
+              <w:t>3.1.0</w:t>
+            </w:r>
+          </w:p>
+        </w:tc>
+        <w:tc>
+          <w:tcPr>
+            <w:tcW w:type="dxa" w:w="1872"/>
+          </w:tcPr>
+          <w:p>
+            <w:r>
+              <w:t>October 2026</w:t>
+            </w:r>
+          </w:p>
+        </w:tc>
+        <w:tc>
+          <w:tcPr>
+            <w:tcW w:type="dxa" w:w="1872"/>
+          </w:tcPr>
+          <w:p>
+            <w:r>
+              <w:t>Independent Forensic Re-audit</w:t>
+            </w:r>
+          </w:p>
+        </w:tc>
+        <w:tc>
+          <w:tcPr>
+            <w:tcW w:type="dxa" w:w="1872"/>
+          </w:tcPr>
+          <w:p>
+            <w:r>
+              <w:t>Factual corrections per audit/docx_forensic_audit_2026-10-08.md</w:t>
+            </w:r>
+          </w:p>
+        </w:tc>
+        <w:tc>
+          <w:tcPr>
+            <w:tcW w:type="dxa" w:w="1872"/>
+          </w:tcPr>
+          <w:p>
+            <w:r>
+              <w:t>Applied</w:t>
+            </w:r>
+          </w:p>
+        </w:tc>
+      </w:tr>
     </w:tbl>
     <w:p>
       <w:pPr>
@@ -1853,7 +1905,7 @@
               <w:br/>
               <w:t xml:space="preserve">        P3["Phase 3: Statutory Provisioning&lt;br/&gt;Apply rates (1%, 5%, 20%, 50%, 100%)&lt;br/&gt;Calculate base provision &amp; net provisions in poisha"]</w:t>
               <w:br/>
-              <w:t xml:space="preserve">        P4["Phase 4: History Snapshot&lt;br/&gt;Insert immutable records into&lt;br/&gt;ulms_app.classification_history"]</w:t>
+              <w:t xml:space="preserve">        P4["Phase 4: History Snapshot&lt;br/&gt;Insert immutable records into&lt;br/&gt;ulms.classification_history"]</w:t>
               <w:br/>
               <w:t xml:space="preserve">        P5["Phase 5: Fineract GL Journal Entry&lt;br/&gt;Prepare balanced zero-sum JV&lt;br/&gt;Post provision delta to General Ledger"]</w:t>
               <w:br/>
@@ -3016,7 +3068,7 @@
               <w:br/>
               <w:t xml:space="preserve">    created_at</w:t>
               <w:br/>
-              <w:t xml:space="preserve">  FROM ulms_app.provision_run </w:t>
+              <w:t xml:space="preserve">  FROM ulms.provision_run </w:t>
               <w:br/>
               <w:t xml:space="preserve">  WHERE run_date &gt;= CURRENT_DATE - INTERVAL '3 days'</w:t>
               <w:br/>
@@ -3473,6 +3525,19 @@
         <w:t>— End of Nightly EOD Batch &amp; Classification Diagnostic Guide —</w:t>
       </w:r>
     </w:p>
+    <w:p>
+      <w:r>
+        <w:rPr>
+          <w:b/>
+        </w:rPr>
+        <w:t>Addendum — v3.1.0 corrections (Independent Forensic Re-audit, 8 October 2026)</w:t>
+      </w:r>
+    </w:p>
+    <w:p>
+      <w:r>
+        <w:t>Corrections (v3.1.0): schema prefix unified to ulms (no ulms schema exists). The provision-jv inquiry/reversal routes shown here (/api/v1/compliance/provision-jv/by-date/{date} and /{id}/reverse) are pending verification against packages/openapi/ulms-api.yaml before operational use — the eod/run and overrides routes are contract-verified.</w:t>
+      </w:r>
+    </w:p>
     <w:sectPr>
       <w:headerReference w:type="default" r:id="rId9"/>
       <w:footerReference w:type="default" r:id="rId10"/>
